--- a/backend/secure-files/portfolios-docx/NMX-06.docx
+++ b/backend/secure-files/portfolios-docx/NMX-06.docx
@@ -1048,6 +1048,62 @@
         <w:t>NMX-06 registra y hace seguimiento longitudinal de la composición corporal integrando varios métodos: antropometría, perímetros, pliegues, BIA y otros. Su advertencia central, declarada en el libro, es que los métodos y dispositivos no son directamente intercambiables: las tendencias deben compararse preferentemente con el mismo método, dispositivo, protocolo y condiciones. Documenta dispositivos, protocolos y validación. Es una herramienta de seguimiento de la Fase 5.</w:t>
       </w:r>
     </w:p>
+    <w:p>
+      <w:pPr>
+        <w:keepNext/>
+        <w:spacing w:before="120" w:after="20"/>
+        <w:jc w:val="center"/>
+      </w:pPr>
+      <w:r>
+        <w:drawing>
+          <wp:inline xmlns:a="http://schemas.openxmlformats.org/drawingml/2006/main" xmlns:pic="http://schemas.openxmlformats.org/drawingml/2006/picture">
+            <wp:extent cx="5580000" cy="4311818"/>
+            <wp:docPr id="1" name="Picture 1"/>
+            <wp:cNvGraphicFramePr>
+              <a:graphicFrameLocks noChangeAspect="1"/>
+            </wp:cNvGraphicFramePr>
+            <a:graphic>
+              <a:graphicData uri="http://schemas.openxmlformats.org/drawingml/2006/picture">
+                <pic:pic>
+                  <pic:nvPicPr>
+                    <pic:cNvPr id="0" name="NMX-06_01_INICIO_01.png"/>
+                    <pic:cNvPicPr/>
+                  </pic:nvPicPr>
+                  <pic:blipFill>
+                    <a:blip r:embed="rId10"/>
+                    <a:stretch>
+                      <a:fillRect/>
+                    </a:stretch>
+                  </pic:blipFill>
+                  <pic:spPr>
+                    <a:xfrm>
+                      <a:off x="0" y="0"/>
+                      <a:ext cx="5580000" cy="4311818"/>
+                    </a:xfrm>
+                    <a:prstGeom prst="rect"/>
+                  </pic:spPr>
+                </pic:pic>
+              </a:graphicData>
+            </a:graphic>
+          </wp:inline>
+        </w:drawing>
+      </w:r>
+    </w:p>
+    <w:p>
+      <w:pPr>
+        <w:spacing w:before="0" w:after="160"/>
+        <w:jc w:val="center"/>
+      </w:pPr>
+      <w:r>
+        <w:rPr>
+          <w:rFonts w:ascii="Calibri" w:hAnsi="Calibri"/>
+          <w:b/>
+          <w:color w:val="45565E"/>
+          <w:sz w:val="17"/>
+        </w:rPr>
+        <w:t>Figura 1. Vista inicial (hoja INICIO).</w:t>
+      </w:r>
+    </w:p>
     <w:tbl>
       <w:tblPr>
         <w:tblW w:type="auto" w:w="0"/>
@@ -2088,6 +2144,62 @@
         <w:t>Paciente (usar código)</w:t>
       </w:r>
     </w:p>
+    <w:p>
+      <w:pPr>
+        <w:keepNext/>
+        <w:spacing w:before="120" w:after="20"/>
+        <w:jc w:val="center"/>
+      </w:pPr>
+      <w:r>
+        <w:drawing>
+          <wp:inline xmlns:a="http://schemas.openxmlformats.org/drawingml/2006/main" xmlns:pic="http://schemas.openxmlformats.org/drawingml/2006/picture">
+            <wp:extent cx="5580000" cy="4311818"/>
+            <wp:docPr id="2" name="Picture 2"/>
+            <wp:cNvGraphicFramePr>
+              <a:graphicFrameLocks noChangeAspect="1"/>
+            </wp:cNvGraphicFramePr>
+            <a:graphic>
+              <a:graphicData uri="http://schemas.openxmlformats.org/drawingml/2006/picture">
+                <pic:pic>
+                  <pic:nvPicPr>
+                    <pic:cNvPr id="0" name="NMX-06_03_ENTRADA_01.png"/>
+                    <pic:cNvPicPr/>
+                  </pic:nvPicPr>
+                  <pic:blipFill>
+                    <a:blip r:embed="rId11"/>
+                    <a:stretch>
+                      <a:fillRect/>
+                    </a:stretch>
+                  </pic:blipFill>
+                  <pic:spPr>
+                    <a:xfrm>
+                      <a:off x="0" y="0"/>
+                      <a:ext cx="5580000" cy="4311818"/>
+                    </a:xfrm>
+                    <a:prstGeom prst="rect"/>
+                  </pic:spPr>
+                </pic:pic>
+              </a:graphicData>
+            </a:graphic>
+          </wp:inline>
+        </w:drawing>
+      </w:r>
+    </w:p>
+    <w:p>
+      <w:pPr>
+        <w:spacing w:before="0" w:after="160"/>
+        <w:jc w:val="center"/>
+      </w:pPr>
+      <w:r>
+        <w:rPr>
+          <w:rFonts w:ascii="Calibri" w:hAnsi="Calibri"/>
+          <w:b/>
+          <w:color w:val="45565E"/>
+          <w:sz w:val="17"/>
+        </w:rPr>
+        <w:t>Figura 2. Pantalla de ingreso de datos.</w:t>
+      </w:r>
+    </w:p>
     <w:tbl>
       <w:tblPr>
         <w:tblW w:type="auto" w:w="0"/>
@@ -2435,6 +2547,62 @@
         </w:tc>
       </w:tr>
     </w:tbl>
+    <w:p>
+      <w:pPr>
+        <w:keepNext/>
+        <w:spacing w:before="120" w:after="20"/>
+        <w:jc w:val="center"/>
+      </w:pPr>
+      <w:r>
+        <w:drawing>
+          <wp:inline xmlns:a="http://schemas.openxmlformats.org/drawingml/2006/main" xmlns:pic="http://schemas.openxmlformats.org/drawingml/2006/picture">
+            <wp:extent cx="5580000" cy="4311818"/>
+            <wp:docPr id="3" name="Picture 3"/>
+            <wp:cNvGraphicFramePr>
+              <a:graphicFrameLocks noChangeAspect="1"/>
+            </wp:cNvGraphicFramePr>
+            <a:graphic>
+              <a:graphicData uri="http://schemas.openxmlformats.org/drawingml/2006/picture">
+                <pic:pic>
+                  <pic:nvPicPr>
+                    <pic:cNvPr id="0" name="NMX-06_05_RESULTADOS_01.png"/>
+                    <pic:cNvPicPr/>
+                  </pic:nvPicPr>
+                  <pic:blipFill>
+                    <a:blip r:embed="rId12"/>
+                    <a:stretch>
+                      <a:fillRect/>
+                    </a:stretch>
+                  </pic:blipFill>
+                  <pic:spPr>
+                    <a:xfrm>
+                      <a:off x="0" y="0"/>
+                      <a:ext cx="5580000" cy="4311818"/>
+                    </a:xfrm>
+                    <a:prstGeom prst="rect"/>
+                  </pic:spPr>
+                </pic:pic>
+              </a:graphicData>
+            </a:graphic>
+          </wp:inline>
+        </w:drawing>
+      </w:r>
+    </w:p>
+    <w:p>
+      <w:pPr>
+        <w:spacing w:before="0" w:after="160"/>
+        <w:jc w:val="center"/>
+      </w:pPr>
+      <w:r>
+        <w:rPr>
+          <w:rFonts w:ascii="Calibri" w:hAnsi="Calibri"/>
+          <w:b/>
+          <w:color w:val="45565E"/>
+          <w:sz w:val="17"/>
+        </w:rPr>
+        <w:t>Figura 3. Visualización de resultados.</w:t>
+      </w:r>
+    </w:p>
     <w:tbl>
       <w:tblPr>
         <w:tblW w:type="auto" w:w="0"/>
@@ -3182,6 +3350,62 @@
         </w:tc>
       </w:tr>
     </w:tbl>
+    <w:p>
+      <w:pPr>
+        <w:keepNext/>
+        <w:spacing w:before="120" w:after="20"/>
+        <w:jc w:val="center"/>
+      </w:pPr>
+      <w:r>
+        <w:drawing>
+          <wp:inline xmlns:a="http://schemas.openxmlformats.org/drawingml/2006/main" xmlns:pic="http://schemas.openxmlformats.org/drawingml/2006/picture">
+            <wp:extent cx="5580000" cy="4311818"/>
+            <wp:docPr id="4" name="Picture 4"/>
+            <wp:cNvGraphicFramePr>
+              <a:graphicFrameLocks noChangeAspect="1"/>
+            </wp:cNvGraphicFramePr>
+            <a:graphic>
+              <a:graphicData uri="http://schemas.openxmlformats.org/drawingml/2006/picture">
+                <pic:pic>
+                  <pic:nvPicPr>
+                    <pic:cNvPr id="0" name="NMX-06_04_EVALUACION_01.png"/>
+                    <pic:cNvPicPr/>
+                  </pic:nvPicPr>
+                  <pic:blipFill>
+                    <a:blip r:embed="rId13"/>
+                    <a:stretch>
+                      <a:fillRect/>
+                    </a:stretch>
+                  </pic:blipFill>
+                  <pic:spPr>
+                    <a:xfrm>
+                      <a:off x="0" y="0"/>
+                      <a:ext cx="5580000" cy="4311818"/>
+                    </a:xfrm>
+                    <a:prstGeom prst="rect"/>
+                  </pic:spPr>
+                </pic:pic>
+              </a:graphicData>
+            </a:graphic>
+          </wp:inline>
+        </w:drawing>
+      </w:r>
+    </w:p>
+    <w:p>
+      <w:pPr>
+        <w:spacing w:before="0" w:after="160"/>
+        <w:jc w:val="center"/>
+      </w:pPr>
+      <w:r>
+        <w:rPr>
+          <w:rFonts w:ascii="Calibri" w:hAnsi="Calibri"/>
+          <w:b/>
+          <w:color w:val="45565E"/>
+          <w:sz w:val="17"/>
+        </w:rPr>
+        <w:t>Figura 4. Pantalla de evaluación.</w:t>
+      </w:r>
+    </w:p>
     <w:tbl>
       <w:tblPr>
         <w:tblW w:type="auto" w:w="0"/>
@@ -3620,32 +3844,129 @@
     </w:p>
     <w:p>
       <w:pPr>
-        <w:spacing w:before="40" w:after="40" w:line="276" w:lineRule="auto"/>
+        <w:keepNext/>
+        <w:spacing w:before="120" w:after="20"/>
+        <w:jc w:val="center"/>
+      </w:pPr>
+      <w:r>
+        <w:drawing>
+          <wp:inline xmlns:a="http://schemas.openxmlformats.org/drawingml/2006/main" xmlns:pic="http://schemas.openxmlformats.org/drawingml/2006/picture">
+            <wp:extent cx="5580000" cy="4311818"/>
+            <wp:docPr id="5" name="Picture 5"/>
+            <wp:cNvGraphicFramePr>
+              <a:graphicFrameLocks noChangeAspect="1"/>
+            </wp:cNvGraphicFramePr>
+            <a:graphic>
+              <a:graphicData uri="http://schemas.openxmlformats.org/drawingml/2006/picture">
+                <pic:pic>
+                  <pic:nvPicPr>
+                    <pic:cNvPr id="0" name="NMX-06_07_SEGUIMIENTO_01.png"/>
+                    <pic:cNvPicPr/>
+                  </pic:nvPicPr>
+                  <pic:blipFill>
+                    <a:blip r:embed="rId14"/>
+                    <a:stretch>
+                      <a:fillRect/>
+                    </a:stretch>
+                  </pic:blipFill>
+                  <pic:spPr>
+                    <a:xfrm>
+                      <a:off x="0" y="0"/>
+                      <a:ext cx="5580000" cy="4311818"/>
+                    </a:xfrm>
+                    <a:prstGeom prst="rect"/>
+                  </pic:spPr>
+                </pic:pic>
+              </a:graphicData>
+            </a:graphic>
+          </wp:inline>
+        </w:drawing>
+      </w:r>
+    </w:p>
+    <w:p>
+      <w:pPr>
+        <w:spacing w:before="0" w:after="160"/>
+        <w:jc w:val="center"/>
       </w:pPr>
       <w:r>
         <w:rPr>
           <w:rFonts w:ascii="Calibri" w:hAnsi="Calibri"/>
           <w:b/>
-          <w:i w:val="0"/>
-          <w:color w:val="C08A2B"/>
-          <w:sz w:val="20"/>
+          <w:color w:val="45565E"/>
+          <w:sz w:val="17"/>
         </w:rPr>
-        <w:t>CAPTURA_NO_GENERADA_POR_LIMITACIÓN_DEL_ENTORNO.</w:t>
+        <w:t>Figura 5. Pantalla de seguimiento.</w:t>
       </w:r>
     </w:p>
     <w:p>
       <w:pPr>
-        <w:spacing w:before="40" w:after="80" w:line="276" w:lineRule="auto"/>
+        <w:keepNext/>
+        <w:spacing w:before="120" w:after="20"/>
+        <w:jc w:val="center"/>
+      </w:pPr>
+      <w:r>
+        <w:drawing>
+          <wp:inline xmlns:a="http://schemas.openxmlformats.org/drawingml/2006/main" xmlns:pic="http://schemas.openxmlformats.org/drawingml/2006/picture">
+            <wp:extent cx="5580000" cy="4311818"/>
+            <wp:docPr id="6" name="Picture 6"/>
+            <wp:cNvGraphicFramePr>
+              <a:graphicFrameLocks noChangeAspect="1"/>
+            </wp:cNvGraphicFramePr>
+            <a:graphic>
+              <a:graphicData uri="http://schemas.openxmlformats.org/drawingml/2006/picture">
+                <pic:pic>
+                  <pic:nvPicPr>
+                    <pic:cNvPr id="0" name="NMX-06_08_FUENTES_01.png"/>
+                    <pic:cNvPicPr/>
+                  </pic:nvPicPr>
+                  <pic:blipFill>
+                    <a:blip r:embed="rId15"/>
+                    <a:stretch>
+                      <a:fillRect/>
+                    </a:stretch>
+                  </pic:blipFill>
+                  <pic:spPr>
+                    <a:xfrm>
+                      <a:off x="0" y="0"/>
+                      <a:ext cx="5580000" cy="4311818"/>
+                    </a:xfrm>
+                    <a:prstGeom prst="rect"/>
+                  </pic:spPr>
+                </pic:pic>
+              </a:graphicData>
+            </a:graphic>
+          </wp:inline>
+        </w:drawing>
+      </w:r>
+    </w:p>
+    <w:p>
+      <w:pPr>
+        <w:spacing w:before="0" w:after="160"/>
+        <w:jc w:val="center"/>
       </w:pPr>
       <w:r>
         <w:rPr>
           <w:rFonts w:ascii="Calibri" w:hAnsi="Calibri"/>
-          <w:b w:val="0"/>
-          <w:i w:val="0"/>
+          <w:b/>
           <w:color w:val="45565E"/>
-          <w:sz w:val="19"/>
+          <w:sz w:val="17"/>
         </w:rPr>
-        <w:t>El entorno de generación de este portafolio no renderiza de forma fiel el archivo XLSX original, por lo que no se incluyen capturas simuladas. Las hojas reales del libro pueden abrirse en Microsoft Excel según la compatibilidad indicada.</w:t>
+        <w:t>Figura 6. Fuentes y trazabilidad.</w:t>
+      </w:r>
+    </w:p>
+    <w:p>
+      <w:pPr>
+        <w:spacing w:after="120"/>
+        <w:jc w:val="center"/>
+      </w:pPr>
+      <w:r>
+        <w:rPr>
+          <w:rFonts w:ascii="Calibri" w:hAnsi="Calibri"/>
+          <w:i/>
+          <w:color w:val="45565E"/>
+          <w:sz w:val="15"/>
+        </w:rPr>
+        <w:t>Captura real del archivo Excel NUTRIMETRÍA correspondiente al producto.</w:t>
       </w:r>
     </w:p>
     <w:tbl>
